--- a/document_templates/russian_library/Исковые_заявления/Особое_производство_Установление_фактов_и_статусов/шаблон_Исковое_заявление_о_признании_недееспособным.docx
+++ b/document_templates/russian_library/Исковые_заявления/Особое_производство_Установление_фактов_и_статусов/шаблон_Исковое_заявление_о_признании_недееспособным.docx
@@ -26,7 +26,7 @@
           <w:sz w:val="24"/>
           <w:szCs w:val="24"/>
         </w:rPr>
-        <w:t xml:space="preserve">{{ w_t_w_r_w_r_w_rpr_w_rfonts_w_ascii_times_new_roman_w_hansi_times_new_roman_w_cs_times_new_roman_w_sz_w_val_24_w_szcs_w_val_24_w_lang_w_val_en_us_w_rpr_w_t_court_w_t_w_r_w_r_w_rsidrpr_009a25a4_w_rpr_w_rfonts_w_ascii_times_new_roman_w_hansi_times_new_roman_w_cs_times_new_roman_w_sz_w_val_24_w_szcs_w_val_24_w_rpr_w_t_xml_space_preserve_w_t_w_r_w_r_w_rpr_w_rfonts_w_ascii_times_new_roman_w_hansi_times_new_roman_w_cs_times_new_roman_w_sz_w_val_24_w_szcs_w_val_24_w_lang_w_val_en_us_w_rpr_w_t_name_w_t_w_r_w_r_w_rsidrpr_009a25a4_w_rpr_w_rfonts_w_ascii_times_new_roman_w_hansi_times_new_roman_w_cs_times_new_roman_w_sz_w_val_24_w_szcs_w_val_24_w_rpr_w_t_xml_space_preserve }}</w:t>
+        <w:t xml:space="preserve">{{ court_name }}</w:t>
       </w:r>
     </w:p>
     <w:p>
@@ -45,7 +45,7 @@
           <w:sz w:val="24"/>
           <w:szCs w:val="24"/>
         </w:rPr>
-        <w:t xml:space="preserve">{{ w_t_w_r_w_r_w_rpr_w_rfonts_w_ascii_times_new_roman_w_hansi_times_new_roman_w_cs_times_new_roman_w_sz_w_val_24_w_szcs_w_val_24_w_lang_w_val_en_us_w_rpr_w_t_court_w_t_w_r_w_r_w_rsidrpr_009a25a4_w_rpr_w_rfonts_w_ascii_times_new_roman_w_hansi_times_new_roman_w_cs_times_new_roman_w_sz_w_val_24_w_szcs_w_val_24_w_rpr_w_t_xml_space_preserve_w_t_w_r_w_r_w_rpr_w_rfonts_w_ascii_times_new_roman_w_hansi_times_new_roman_w_cs_times_new_roman_w_sz_w_val_24_w_szcs_w_val_24_w_lang_w_val_en_us_w_rpr_w_t_address_w_t_w_r_w_r_w_rsidrpr_009a25a4_w_rpr_w_rfonts_w_ascii_times_new_roman_w_hansi_times_new_roman_w_cs_times_new_roman_w_sz_w_val_24_w_szcs_w_val_24_w_rpr_w_t_xml_space_preserve }}</w:t>
+        <w:t xml:space="preserve">{{ court_address }}</w:t>
       </w:r>
     </w:p>
     <w:p>
@@ -72,7 +72,7 @@
           <w:sz w:val="24"/>
           <w:szCs w:val="24"/>
         </w:rPr>
-        <w:t xml:space="preserve"> {{ w_t_w_r_w_r_w_rsidr_009a25a4_w_rpr_w_rfonts_w_ascii_times_new_roman_w_hansi_times_new_roman_w_cs_times_new_roman_w_sz_w_val_24_w_szcs_w_val_24_w_lang_w_val_en_us_w_rpr_w_t_applicant_w_t_w_r_w_r_w_rsidr_009a25a4_w_rsidrpr_009a25a4_w_rpr_w_rfonts_w_ascii_times_new_roman_w_hansi_times_new_roman_w_cs_times_new_roman_w_sz_w_val_24_w_szcs_w_val_24_w_rpr_w_t_xml_space_preserve }}</w:t>
+        <w:t xml:space="preserve"> {{ applicant }}</w:t>
       </w:r>
     </w:p>
     <w:p>
@@ -275,15 +275,14 @@
         </w:rPr>
         <w:t xml:space="preserve">. </w:t>
       </w:r>
-      <w:proofErr w:type="gramStart"/>
-      <w:r>
-        <w:rPr>
-          <w:rFonts w:ascii="Times New Roman" w:hAnsi="Times New Roman" w:cs="Times New Roman"/>
-          <w:sz w:val="24"/>
-          <w:szCs w:val="24"/>
-          <w:lang w:val="en-US"/>
-        </w:rPr>
-        <w:t xml:space="preserve">{{ w_t_w_r_w_r_w_rsidr_009a25a4_w_rpr_w_rfonts_w_ascii_times_new_roman_w_hansi_times_new_roman_w_cs_times_new_roman_w_sz_w_val_24_w_szcs_w_val_24_w_lang_w_val_en_us_w_rpr_w_t_diagnosis_w_t_w_r_w_prooferr_w_type_gramend_w_r_w_rsidr_009a25a4_w_rsidrpr_009a25a4_w_rpr_w_rfonts_w_ascii_times_new_roman_w_hansi_times_new_roman_w_cs_times_new_roman_w_sz_w_val_24_w_szcs_w_val_24_w_lang_w_val_en_us_w_rpr_w_t_xml_space_preserve_w_t_w_r_w_r_w_rsidr_009a25a4_w_rpr_w_rfonts_w_ascii_times_new_roman_w_hansi_times_new_roman_w_cs_times_new_roman_w_sz_w_val_24_w_szcs_w_val_24_w_lang_w_val_en_us_w_rpr_w_t_timing_w_t_w_r_w_r_w_rsidr_009a25a4_w_rsidrpr_009a25a4_w_rpr_w_rfonts_w_ascii_times_new_roman_w_hansi_times_new_roman_w_cs_times_new_roman_w_sz_w_val_24_w_szcs_w_val_24_w_lang_w_val_en_us_w_rpr_w_t_xml_space_preserve }} </w:t>
+      <w:r>
+        <w:rPr>
+          <w:rFonts w:ascii="Times New Roman" w:hAnsi="Times New Roman" w:cs="Times New Roman"/>
+          <w:sz w:val="24"/>
+          <w:szCs w:val="24"/>
+          <w:lang w:val="en-US"/>
+        </w:rPr>
+        <w:t xml:space="preserve">{{ diagnosis_timing }} </w:t>
       </w:r>
       <w:r>
         <w:rPr>
@@ -343,7 +342,7 @@
           <w:szCs w:val="24"/>
           <w:lang w:val="en-US"/>
         </w:rPr>
-        <w:t xml:space="preserve">{{ w_t_w_r_w_r_w_rsidr_009a25a4_w_rpr_w_rfonts_w_ascii_times_new_roman_w_hansi_times_new_roman_w_cs_times_new_roman_w_sz_w_val_24_w_szcs_w_val_24_w_lang_w_val_en_us_w_rpr_w_t_diagnosis_w_t_w_r_w_r_w_rsidr_009a25a4_w_rsidrpr_009a25a4_w_rpr_w_rfonts_w_ascii_times_new_roman_w_hansi_times_new_roman_w_cs_times_new_roman_w_sz_w_val_24_w_szcs_w_val_24_w_lang_w_val_en_us_w_rpr_w_t_xml_space_preserve }}</w:t>
+        <w:t xml:space="preserve">{{ diagnosis }}</w:t>
       </w:r>
       <w:r>
         <w:rPr>
@@ -395,7 +394,7 @@
           <w:szCs w:val="24"/>
           <w:lang w:val="en-US"/>
         </w:rPr>
-        <w:t xml:space="preserve">{{ w_t_w_r_w_r_w_rsidr_009a25a4_w_rpr_w_rfonts_w_ascii_times_new_roman_w_hansi_times_new_roman_w_cs_times_new_roman_w_sz_w_val_24_w_szcs_w_val_24_w_lang_w_val_en_us_w_rpr_w_t_incapacitated_w_t_w_r_w_r_w_rsidr_009a25a4_w_rsidrpr_009a25a4_w_rpr_w_rfonts_w_ascii_times_new_roman_w_hansi_times_new_roman_w_cs_times_new_roman_w_sz_w_val_24_w_szcs_w_val_24_w_lang_w_val_en_us_w_rpr_w_t_xml_space_preserve_w_t_w_r_w_r_w_rsidr_009a25a4_w_rpr_w_rfonts_w_ascii_times_new_roman_w_hansi_times_new_roman_w_cs_times_new_roman_w_sz_w_val_24_w_szcs_w_val_24_w_lang_w_val_en_us_w_rpr_w_t_pronoun_w_t_w_r_w_r_w_rsidr_009a25a4_w_rsidrpr_009a25a4_w_rpr_w_rfonts_w_ascii_times_new_roman_w_hansi_times_new_roman_w_cs_times_new_roman_w_sz_w_val_24_w_szcs_w_val_24_w_lang_w_val_en_us_w_rpr_w_t_xml_space_preserve }}</w:t>
+        <w:t xml:space="preserve">{{ incapacitated_pronoun }}</w:t>
       </w:r>
       <w:r>
         <w:rPr>
@@ -643,7 +642,7 @@
           <w:sz w:val="24"/>
           <w:szCs w:val="24"/>
         </w:rPr>
-        <w:t xml:space="preserve"> {{ w_t_w_r_w_r_w_rsidr_009a25a4_w_rpr_w_rfonts_w_ascii_times_new_roman_w_hansi_times_new_roman_w_cs_times_new_roman_w_sz_w_val_24_w_szcs_w_val_24_w_lang_w_val_en_us_w_rpr_w_t_purpose_w_t_w_r_w_r_w_rsidr_009a25a4_w_rsidrpr_009a25a4_w_rpr_w_rfonts_w_ascii_times_new_roman_w_hansi_times_new_roman_w_cs_times_new_roman_w_sz_w_val_24_w_szcs_w_val_24_w_rpr_w_t_xml_space_preserve }}</w:t>
+        <w:t xml:space="preserve"> {{ purpose }}</w:t>
       </w:r>
       <w:r>
         <w:rPr>
